--- a/Docs/PED/PED.docx
+++ b/Docs/PED/PED.docx
@@ -10,6 +10,7 @@
           <w:docPartUnique/>
         </w:docPartObj>
       </w:sdtPr>
+      <w:sdtEndPr/>
       <w:sdtContent>
         <w:p/>
         <w:p>
@@ -93,6 +94,7 @@
                                     <w:dataBinding w:prefixMappings="xmlns:ns0='http://purl.org/dc/elements/1.1/' xmlns:ns1='http://schemas.openxmlformats.org/package/2006/metadata/core-properties' " w:xpath="/ns1:coreProperties[1]/ns0:title[1]" w:storeItemID="{6C3C8BC8-F283-45AE-878A-BAB7291924A1}"/>
                                     <w:text/>
                                   </w:sdtPr>
+                                  <w:sdtEndPr/>
                                   <w:sdtContent>
                                     <w:r>
                                       <w:rPr>
@@ -119,6 +121,7 @@
                                   <w:dataBinding w:prefixMappings="xmlns:ns0='http://purl.org/dc/elements/1.1/' xmlns:ns1='http://schemas.openxmlformats.org/package/2006/metadata/core-properties' " w:xpath="/ns1:coreProperties[1]/ns0:subject[1]" w:storeItemID="{6C3C8BC8-F283-45AE-878A-BAB7291924A1}"/>
                                   <w:text/>
                                 </w:sdtPr>
+                                <w:sdtEndPr/>
                                 <w:sdtContent>
                                   <w:p>
                                     <w:pPr>
@@ -157,6 +160,7 @@
                                   <w:dataBinding w:prefixMappings="xmlns:ns0='http://purl.org/dc/elements/1.1/' xmlns:ns1='http://schemas.openxmlformats.org/package/2006/metadata/core-properties' " w:xpath="/ns1:coreProperties[1]/ns0:creator[1]" w:storeItemID="{6C3C8BC8-F283-45AE-878A-BAB7291924A1}"/>
                                   <w:text/>
                                 </w:sdtPr>
+                                <w:sdtEndPr/>
                                 <w:sdtContent>
                                   <w:p>
                                     <w:pPr>
@@ -176,27 +180,7 @@
                                         <w:color w:val="A02B93" w:themeColor="accent5"/>
                                         <w:szCs w:val="24"/>
                                       </w:rPr>
-                                      <w:t xml:space="preserve">GERALD ENRIGHT 577830 | KELETSO MAROTA </w:t>
-                                    </w:r>
-                                    <w:proofErr w:type="gramStart"/>
-                                    <w:r>
-                                      <w:rPr>
-                                        <w:rFonts w:cs="Times New Roman"/>
-                                        <w:caps/>
-                                        <w:color w:val="A02B93" w:themeColor="accent5"/>
-                                        <w:szCs w:val="24"/>
-                                      </w:rPr>
-                                      <w:t>601632  |</w:t>
-                                    </w:r>
-                                    <w:proofErr w:type="gramEnd"/>
-                                    <w:r>
-                                      <w:rPr>
-                                        <w:rFonts w:cs="Times New Roman"/>
-                                        <w:caps/>
-                                        <w:color w:val="A02B93" w:themeColor="accent5"/>
-                                        <w:szCs w:val="24"/>
-                                      </w:rPr>
-                                      <w:t xml:space="preserve"> MOGAU MALOPE 600192</w:t>
+                                      <w:t>Gerald Enright</w:t>
                                     </w:r>
                                   </w:p>
                                 </w:sdtContent>
@@ -253,6 +237,7 @@
                               <w:dataBinding w:prefixMappings="xmlns:ns0='http://purl.org/dc/elements/1.1/' xmlns:ns1='http://schemas.openxmlformats.org/package/2006/metadata/core-properties' " w:xpath="/ns1:coreProperties[1]/ns0:title[1]" w:storeItemID="{6C3C8BC8-F283-45AE-878A-BAB7291924A1}"/>
                               <w:text/>
                             </w:sdtPr>
+                            <w:sdtEndPr/>
                             <w:sdtContent>
                               <w:r>
                                 <w:rPr>
@@ -279,6 +264,7 @@
                             <w:dataBinding w:prefixMappings="xmlns:ns0='http://purl.org/dc/elements/1.1/' xmlns:ns1='http://schemas.openxmlformats.org/package/2006/metadata/core-properties' " w:xpath="/ns1:coreProperties[1]/ns0:subject[1]" w:storeItemID="{6C3C8BC8-F283-45AE-878A-BAB7291924A1}"/>
                             <w:text/>
                           </w:sdtPr>
+                          <w:sdtEndPr/>
                           <w:sdtContent>
                             <w:p>
                               <w:pPr>
@@ -317,6 +303,7 @@
                             <w:dataBinding w:prefixMappings="xmlns:ns0='http://purl.org/dc/elements/1.1/' xmlns:ns1='http://schemas.openxmlformats.org/package/2006/metadata/core-properties' " w:xpath="/ns1:coreProperties[1]/ns0:creator[1]" w:storeItemID="{6C3C8BC8-F283-45AE-878A-BAB7291924A1}"/>
                             <w:text/>
                           </w:sdtPr>
+                          <w:sdtEndPr/>
                           <w:sdtContent>
                             <w:p>
                               <w:pPr>
@@ -336,27 +323,7 @@
                                   <w:color w:val="A02B93" w:themeColor="accent5"/>
                                   <w:szCs w:val="24"/>
                                 </w:rPr>
-                                <w:t xml:space="preserve">GERALD ENRIGHT 577830 | KELETSO MAROTA </w:t>
-                              </w:r>
-                              <w:proofErr w:type="gramStart"/>
-                              <w:r>
-                                <w:rPr>
-                                  <w:rFonts w:cs="Times New Roman"/>
-                                  <w:caps/>
-                                  <w:color w:val="A02B93" w:themeColor="accent5"/>
-                                  <w:szCs w:val="24"/>
-                                </w:rPr>
-                                <w:t>601632  |</w:t>
-                              </w:r>
-                              <w:proofErr w:type="gramEnd"/>
-                              <w:r>
-                                <w:rPr>
-                                  <w:rFonts w:cs="Times New Roman"/>
-                                  <w:caps/>
-                                  <w:color w:val="A02B93" w:themeColor="accent5"/>
-                                  <w:szCs w:val="24"/>
-                                </w:rPr>
-                                <w:t xml:space="preserve"> MOGAU MALOPE 600192</w:t>
+                                <w:t>Gerald Enright</w:t>
                               </w:r>
                             </w:p>
                           </w:sdtContent>
@@ -454,6 +421,7 @@
                                     <w:calendar w:val="gregorian"/>
                                   </w:date>
                                 </w:sdtPr>
+                                <w:sdtEndPr/>
                                 <w:sdtContent>
                                   <w:p>
                                     <w:pPr>
@@ -558,6 +526,15 @@
     </w:sdt>
     <w:sdt>
       <w:sdtPr>
+        <w:rPr>
+          <w:rFonts w:ascii="Times New Roman" w:eastAsiaTheme="minorHAnsi" w:hAnsi="Times New Roman" w:cstheme="minorBidi"/>
+          <w:color w:val="auto"/>
+          <w:kern w:val="2"/>
+          <w:sz w:val="24"/>
+          <w:szCs w:val="22"/>
+          <w:lang w:val="en-ZA"/>
+          <w14:ligatures w14:val="standardContextual"/>
+        </w:rPr>
         <w:id w:val="-1313708566"/>
         <w:docPartObj>
           <w:docPartGallery w:val="Table of Contents"/>
@@ -566,16 +543,9 @@
       </w:sdtPr>
       <w:sdtEndPr>
         <w:rPr>
-          <w:rFonts w:ascii="Times New Roman" w:eastAsiaTheme="minorHAnsi" w:hAnsi="Times New Roman" w:cstheme="minorBidi"/>
           <w:b/>
           <w:bCs/>
           <w:noProof/>
-          <w:color w:val="auto"/>
-          <w:kern w:val="2"/>
-          <w:sz w:val="24"/>
-          <w:szCs w:val="22"/>
-          <w:lang w:val="en-ZA"/>
-          <w14:ligatures w14:val="standardContextual"/>
         </w:rPr>
       </w:sdtEndPr>
       <w:sdtContent>
@@ -625,19 +595,18 @@
     </w:p>
     <w:sdt>
       <w:sdtPr>
+        <w:rPr>
+          <w:rFonts w:eastAsiaTheme="minorHAnsi" w:cstheme="minorBidi"/>
+          <w:sz w:val="24"/>
+          <w:szCs w:val="22"/>
+        </w:rPr>
         <w:id w:val="-1897498560"/>
         <w:docPartObj>
           <w:docPartGallery w:val="Bibliographies"/>
           <w:docPartUnique/>
         </w:docPartObj>
       </w:sdtPr>
-      <w:sdtEndPr>
-        <w:rPr>
-          <w:rFonts w:eastAsiaTheme="minorHAnsi" w:cstheme="minorBidi"/>
-          <w:sz w:val="24"/>
-          <w:szCs w:val="22"/>
-        </w:rPr>
-      </w:sdtEndPr>
+      <w:sdtEndPr/>
       <w:sdtContent>
         <w:p>
           <w:pPr>
@@ -652,6 +621,7 @@
             <w:id w:val="-573587230"/>
             <w:bibliography/>
           </w:sdtPr>
+          <w:sdtEndPr/>
           <w:sdtContent>
             <w:p>
               <w:r>
@@ -689,190 +659,7 @@
       <w:pPr>
         <w:spacing w:before="60" w:after="60" w:line="240" w:lineRule="auto"/>
       </w:pPr>
-      <w:r>
-        <w:br w:type="page"/>
-      </w:r>
     </w:p>
-    <w:p>
-      <w:pPr>
-        <w:pStyle w:val="Heading1"/>
-      </w:pPr>
-      <w:r>
-        <w:lastRenderedPageBreak/>
-        <w:t>AI Research &amp; Verification Record</w:t>
-      </w:r>
-    </w:p>
-    <w:tbl>
-      <w:tblPr>
-        <w:tblStyle w:val="GridTable1Light"/>
-        <w:tblW w:w="9636" w:type="dxa"/>
-        <w:jc w:val="center"/>
-        <w:tblLook w:val="0620" w:firstRow="1" w:lastRow="0" w:firstColumn="0" w:lastColumn="0" w:noHBand="1" w:noVBand="1"/>
-      </w:tblPr>
-      <w:tblGrid>
-        <w:gridCol w:w="1131"/>
-        <w:gridCol w:w="1203"/>
-        <w:gridCol w:w="1788"/>
-        <w:gridCol w:w="1070"/>
-        <w:gridCol w:w="2496"/>
-        <w:gridCol w:w="1948"/>
-      </w:tblGrid>
-      <w:tr>
-        <w:trPr>
-          <w:cnfStyle w:val="100000000000" w:firstRow="1" w:lastRow="0" w:firstColumn="0" w:lastColumn="0" w:oddVBand="0" w:evenVBand="0" w:oddHBand="0" w:evenHBand="0" w:firstRowFirstColumn="0" w:firstRowLastColumn="0" w:lastRowFirstColumn="0" w:lastRowLastColumn="0"/>
-          <w:jc w:val="center"/>
-        </w:trPr>
-        <w:tc>
-          <w:tcPr>
-            <w:tcW w:w="1131" w:type="dxa"/>
-          </w:tcPr>
-          <w:p>
-            <w:r>
-              <w:t>Team member</w:t>
-            </w:r>
-          </w:p>
-        </w:tc>
-        <w:tc>
-          <w:tcPr>
-            <w:tcW w:w="1203" w:type="dxa"/>
-          </w:tcPr>
-          <w:p>
-            <w:r>
-              <w:t>AI Tool/ Use</w:t>
-            </w:r>
-          </w:p>
-        </w:tc>
-        <w:tc>
-          <w:tcPr>
-            <w:tcW w:w="1788" w:type="dxa"/>
-          </w:tcPr>
-          <w:p>
-            <w:r>
-              <w:t>Purpose</w:t>
-            </w:r>
-          </w:p>
-        </w:tc>
-        <w:tc>
-          <w:tcPr>
-            <w:tcW w:w="1070" w:type="dxa"/>
-          </w:tcPr>
-          <w:p>
-            <w:r>
-              <w:t>Output used?</w:t>
-            </w:r>
-          </w:p>
-        </w:tc>
-        <w:tc>
-          <w:tcPr>
-            <w:tcW w:w="2496" w:type="dxa"/>
-          </w:tcPr>
-          <w:p>
-            <w:r>
-              <w:t>How independently verified</w:t>
-            </w:r>
-          </w:p>
-        </w:tc>
-        <w:tc>
-          <w:tcPr>
-            <w:tcW w:w="1948" w:type="dxa"/>
-          </w:tcPr>
-          <w:p>
-            <w:pPr>
-              <w:rPr>
-                <w:b w:val="0"/>
-                <w:bCs w:val="0"/>
-              </w:rPr>
-            </w:pPr>
-            <w:r>
-              <w:t>What was changed/ rejected</w:t>
-            </w:r>
-          </w:p>
-        </w:tc>
-      </w:tr>
-      <w:tr>
-        <w:trPr>
-          <w:jc w:val="center"/>
-        </w:trPr>
-        <w:tc>
-          <w:tcPr>
-            <w:tcW w:w="1131" w:type="dxa"/>
-          </w:tcPr>
-          <w:p/>
-        </w:tc>
-        <w:tc>
-          <w:tcPr>
-            <w:tcW w:w="1203" w:type="dxa"/>
-          </w:tcPr>
-          <w:p/>
-        </w:tc>
-        <w:tc>
-          <w:tcPr>
-            <w:tcW w:w="1788" w:type="dxa"/>
-          </w:tcPr>
-          <w:p/>
-        </w:tc>
-        <w:tc>
-          <w:tcPr>
-            <w:tcW w:w="1070" w:type="dxa"/>
-          </w:tcPr>
-          <w:p/>
-        </w:tc>
-        <w:tc>
-          <w:tcPr>
-            <w:tcW w:w="2496" w:type="dxa"/>
-          </w:tcPr>
-          <w:p/>
-        </w:tc>
-        <w:tc>
-          <w:tcPr>
-            <w:tcW w:w="1948" w:type="dxa"/>
-          </w:tcPr>
-          <w:p/>
-        </w:tc>
-      </w:tr>
-      <w:tr>
-        <w:trPr>
-          <w:jc w:val="center"/>
-        </w:trPr>
-        <w:tc>
-          <w:tcPr>
-            <w:tcW w:w="1131" w:type="dxa"/>
-          </w:tcPr>
-          <w:p/>
-        </w:tc>
-        <w:tc>
-          <w:tcPr>
-            <w:tcW w:w="1203" w:type="dxa"/>
-          </w:tcPr>
-          <w:p/>
-        </w:tc>
-        <w:tc>
-          <w:tcPr>
-            <w:tcW w:w="1788" w:type="dxa"/>
-          </w:tcPr>
-          <w:p/>
-        </w:tc>
-        <w:tc>
-          <w:tcPr>
-            <w:tcW w:w="1070" w:type="dxa"/>
-          </w:tcPr>
-          <w:p/>
-        </w:tc>
-        <w:tc>
-          <w:tcPr>
-            <w:tcW w:w="2496" w:type="dxa"/>
-          </w:tcPr>
-          <w:p/>
-        </w:tc>
-        <w:tc>
-          <w:tcPr>
-            <w:tcW w:w="1948" w:type="dxa"/>
-          </w:tcPr>
-          <w:p/>
-        </w:tc>
-      </w:tr>
-    </w:tbl>
-    <w:p/>
     <w:sectPr>
       <w:pgSz w:w="11906" w:h="16838"/>
       <w:pgMar w:top="1440" w:right="1440" w:bottom="1440" w:left="1440" w:header="708" w:footer="708" w:gutter="0"/>
